--- a/docpac_070210/Unit2Lesson2/Unit2Lesson2.docx
+++ b/docpac_070210/Unit2Lesson2/Unit2Lesson2.docx
@@ -6083,7 +6083,7 @@
           <w:sz w:val="20"/>
           <w:szCs w:val="20"/>
         </w:rPr>
-        <w:t>Week 2/</w:t>
+        <w:t>Unit2Lesson2/</w:t>
       </w:r>
     </w:p>
     <w:p>
